--- a/Performances.docx
+++ b/Performances.docx
@@ -21,7 +21,23 @@
           <w:sz w:val="40"/>
           <w:szCs w:val="40"/>
         </w:rPr>
-        <w:t>Tri Secondaire "In-Memory" (côté Reduce)</w:t>
+        <w:t xml:space="preserve">Tri Secondaire "In-Memory" (côté </w:t>
+      </w:r>
+      <w:proofErr w:type="spellStart"/>
+      <w:r>
+        <w:rPr>
+          <w:sz w:val="40"/>
+          <w:szCs w:val="40"/>
+        </w:rPr>
+        <w:t>Reduce</w:t>
+      </w:r>
+      <w:proofErr w:type="spellEnd"/>
+      <w:r>
+        <w:rPr>
+          <w:sz w:val="40"/>
+          <w:szCs w:val="40"/>
+        </w:rPr>
+        <w:t>)</w:t>
       </w:r>
     </w:p>
     <w:p/>
@@ -66,7 +82,15 @@
         <w:t>⏳</w:t>
       </w:r>
       <w:r>
-        <w:t xml:space="preserve"> Lancement SANS Secondary Sort...</w:t>
+        <w:t xml:space="preserve"> Lancement SANS </w:t>
+      </w:r>
+      <w:proofErr w:type="spellStart"/>
+      <w:r>
+        <w:t>Secondary</w:t>
+      </w:r>
+      <w:proofErr w:type="spellEnd"/>
+      <w:r>
+        <w:t xml:space="preserve"> Sort...</w:t>
       </w:r>
     </w:p>
     <w:p/>
@@ -91,7 +115,15 @@
         <w:t>⏳</w:t>
       </w:r>
       <w:r>
-        <w:t xml:space="preserve"> Lancement AVEC Secondary Sort...</w:t>
+        <w:t xml:space="preserve"> Lancement AVEC </w:t>
+      </w:r>
+      <w:proofErr w:type="spellStart"/>
+      <w:r>
+        <w:t>Secondary</w:t>
+      </w:r>
+      <w:proofErr w:type="spellEnd"/>
+      <w:r>
+        <w:t xml:space="preserve"> Sort...</w:t>
       </w:r>
     </w:p>
     <w:p/>
@@ -130,7 +162,23 @@
         <w:t>⏱️</w:t>
       </w:r>
       <w:r>
-        <w:t xml:space="preserve"> Temps : Le Secondary Sort est plus rapide de 3.69s (Speedup: 1.60x)</w:t>
+        <w:t xml:space="preserve"> Temps : Le </w:t>
+      </w:r>
+      <w:proofErr w:type="spellStart"/>
+      <w:r>
+        <w:t>Secondary</w:t>
+      </w:r>
+      <w:proofErr w:type="spellEnd"/>
+      <w:r>
+        <w:t xml:space="preserve"> Sort est plus rapide de 3.69s (</w:t>
+      </w:r>
+      <w:proofErr w:type="spellStart"/>
+      <w:r>
+        <w:t>Speedup</w:t>
+      </w:r>
+      <w:proofErr w:type="spellEnd"/>
+      <w:r>
+        <w:t>: 1.60x)</w:t>
       </w:r>
     </w:p>
     <w:p>
@@ -189,7 +237,15 @@
         <w:t>⏳</w:t>
       </w:r>
       <w:r>
-        <w:t xml:space="preserve"> Lancement SANS Secondary Sort...</w:t>
+        <w:t xml:space="preserve"> Lancement SANS </w:t>
+      </w:r>
+      <w:proofErr w:type="spellStart"/>
+      <w:r>
+        <w:t>Secondary</w:t>
+      </w:r>
+      <w:proofErr w:type="spellEnd"/>
+      <w:r>
+        <w:t xml:space="preserve"> Sort...</w:t>
       </w:r>
     </w:p>
     <w:p/>
@@ -213,7 +269,15 @@
         <w:t>⏳</w:t>
       </w:r>
       <w:r>
-        <w:t xml:space="preserve"> Lancement AVEC Secondary Sort...</w:t>
+        <w:t xml:space="preserve"> Lancement AVEC </w:t>
+      </w:r>
+      <w:proofErr w:type="spellStart"/>
+      <w:r>
+        <w:t>Secondary</w:t>
+      </w:r>
+      <w:proofErr w:type="spellEnd"/>
+      <w:r>
+        <w:t xml:space="preserve"> Sort...</w:t>
       </w:r>
     </w:p>
     <w:p/>
@@ -252,7 +316,23 @@
         <w:t>⏱️</w:t>
       </w:r>
       <w:r>
-        <w:t xml:space="preserve"> Temps : Le Secondary Sort est plus lent de 1.58s (Speedup: 0.83x)</w:t>
+        <w:t xml:space="preserve"> Temps : Le </w:t>
+      </w:r>
+      <w:proofErr w:type="spellStart"/>
+      <w:r>
+        <w:t>Secondary</w:t>
+      </w:r>
+      <w:proofErr w:type="spellEnd"/>
+      <w:r>
+        <w:t xml:space="preserve"> Sort est plus lent de 1.58s (</w:t>
+      </w:r>
+      <w:proofErr w:type="spellStart"/>
+      <w:r>
+        <w:t>Speedup</w:t>
+      </w:r>
+      <w:proofErr w:type="spellEnd"/>
+      <w:r>
+        <w:t>: 0.83x)</w:t>
       </w:r>
     </w:p>
     <w:p>
@@ -311,7 +391,15 @@
         <w:t>⏳</w:t>
       </w:r>
       <w:r>
-        <w:t xml:space="preserve"> Lancement SANS Secondary Sort...</w:t>
+        <w:t xml:space="preserve"> Lancement SANS </w:t>
+      </w:r>
+      <w:proofErr w:type="spellStart"/>
+      <w:r>
+        <w:t>Secondary</w:t>
+      </w:r>
+      <w:proofErr w:type="spellEnd"/>
+      <w:r>
+        <w:t xml:space="preserve"> Sort...</w:t>
       </w:r>
     </w:p>
     <w:p/>
@@ -335,7 +423,15 @@
         <w:t>⏳</w:t>
       </w:r>
       <w:r>
-        <w:t xml:space="preserve"> Lancement AVEC Secondary Sort...</w:t>
+        <w:t xml:space="preserve"> Lancement AVEC </w:t>
+      </w:r>
+      <w:proofErr w:type="spellStart"/>
+      <w:r>
+        <w:t>Secondary</w:t>
+      </w:r>
+      <w:proofErr w:type="spellEnd"/>
+      <w:r>
+        <w:t xml:space="preserve"> Sort...</w:t>
       </w:r>
     </w:p>
     <w:p/>
@@ -375,7 +471,23 @@
         <w:t>⏱️</w:t>
       </w:r>
       <w:r>
-        <w:t xml:space="preserve"> Temps : Le Secondary Sort est plus lent de 1.80s (Speedup: 0.92x)</w:t>
+        <w:t xml:space="preserve"> Temps : Le </w:t>
+      </w:r>
+      <w:proofErr w:type="spellStart"/>
+      <w:r>
+        <w:t>Secondary</w:t>
+      </w:r>
+      <w:proofErr w:type="spellEnd"/>
+      <w:r>
+        <w:t xml:space="preserve"> Sort est plus lent de 1.80s (</w:t>
+      </w:r>
+      <w:proofErr w:type="spellStart"/>
+      <w:r>
+        <w:t>Speedup</w:t>
+      </w:r>
+      <w:proofErr w:type="spellEnd"/>
+      <w:r>
+        <w:t>: 0.92x)</w:t>
       </w:r>
     </w:p>
     <w:p>
@@ -434,7 +546,15 @@
         <w:t>⏳</w:t>
       </w:r>
       <w:r>
-        <w:t xml:space="preserve"> Lancement SANS Secondary Sort...</w:t>
+        <w:t xml:space="preserve"> Lancement SANS </w:t>
+      </w:r>
+      <w:proofErr w:type="spellStart"/>
+      <w:r>
+        <w:t>Secondary</w:t>
+      </w:r>
+      <w:proofErr w:type="spellEnd"/>
+      <w:r>
+        <w:t xml:space="preserve"> Sort...</w:t>
       </w:r>
     </w:p>
     <w:p/>
@@ -458,7 +578,15 @@
         <w:t>⏳</w:t>
       </w:r>
       <w:r>
-        <w:t xml:space="preserve"> Lancement AVEC Secondary Sort...</w:t>
+        <w:t xml:space="preserve"> Lancement AVEC </w:t>
+      </w:r>
+      <w:proofErr w:type="spellStart"/>
+      <w:r>
+        <w:t>Secondary</w:t>
+      </w:r>
+      <w:proofErr w:type="spellEnd"/>
+      <w:r>
+        <w:t xml:space="preserve"> Sort...</w:t>
       </w:r>
     </w:p>
     <w:p/>
@@ -497,7 +625,23 @@
         <w:t>⏱️</w:t>
       </w:r>
       <w:r>
-        <w:t xml:space="preserve"> Temps : Le Secondary Sort est plus lent de 7.46s (Speedup: 0.98x)</w:t>
+        <w:t xml:space="preserve"> Temps : Le </w:t>
+      </w:r>
+      <w:proofErr w:type="spellStart"/>
+      <w:r>
+        <w:t>Secondary</w:t>
+      </w:r>
+      <w:proofErr w:type="spellEnd"/>
+      <w:r>
+        <w:t xml:space="preserve"> Sort est plus lent de 7.46s (</w:t>
+      </w:r>
+      <w:proofErr w:type="spellStart"/>
+      <w:r>
+        <w:t>Speedup</w:t>
+      </w:r>
+      <w:proofErr w:type="spellEnd"/>
+      <w:r>
+        <w:t>: 0.98x)</w:t>
       </w:r>
     </w:p>
     <w:p>
@@ -556,7 +700,15 @@
         <w:t>⏳</w:t>
       </w:r>
       <w:r>
-        <w:t xml:space="preserve"> Lancement SANS Secondary Sort...</w:t>
+        <w:t xml:space="preserve"> Lancement SANS </w:t>
+      </w:r>
+      <w:proofErr w:type="spellStart"/>
+      <w:r>
+        <w:t>Secondary</w:t>
+      </w:r>
+      <w:proofErr w:type="spellEnd"/>
+      <w:r>
+        <w:t xml:space="preserve"> Sort...</w:t>
       </w:r>
     </w:p>
     <w:p/>
@@ -568,16 +720,37 @@
     <w:p/>
     <w:p>
       <w:r>
-        <w:t xml:space="preserve">PROBLEME identifié : ce n’est pas l’algorithme qui est super lent, car les itérations s’enchainent assez vite (en tout cas relativement à la taille du graphe), mais c’est la faute de networkx : </w:t>
-      </w:r>
-      <w:r>
-        <w:t xml:space="preserve">NetworkX est monocœur et extrêmement gourmand en RAM (environ 5 à 10 fois le poids du fichier brut). Pour 5 millions d'arêtes, il sature probablement déjà </w:t>
+        <w:t xml:space="preserve">PROBLEME identifié : ce n’est pas l’algorithme qui est super lent, car les itérations s’enchainent assez vite (en tout cas relativement à la taille du graphe), mais c’est la faute de </w:t>
+      </w:r>
+      <w:proofErr w:type="spellStart"/>
+      <w:r>
+        <w:t>networkx</w:t>
+      </w:r>
+      <w:proofErr w:type="spellEnd"/>
+      <w:r>
+        <w:t xml:space="preserve"> : </w:t>
+      </w:r>
+      <w:proofErr w:type="spellStart"/>
+      <w:r>
+        <w:t>NetworkX</w:t>
+      </w:r>
+      <w:proofErr w:type="spellEnd"/>
+      <w:r>
+        <w:t xml:space="preserve"> est monocœur et extrêmement gourmand en RAM (environ 5 à 10 fois le poids du fichier brut). Pour 5 millions d'arêtes, il sature probablement déjà </w:t>
       </w:r>
       <w:r>
         <w:t xml:space="preserve">le </w:t>
       </w:r>
       <w:r>
-        <w:t>driver Colab avant même que Spark ne commence à travailler.</w:t>
+        <w:t xml:space="preserve">driver </w:t>
+      </w:r>
+      <w:proofErr w:type="spellStart"/>
+      <w:r>
+        <w:t>Colab</w:t>
+      </w:r>
+      <w:proofErr w:type="spellEnd"/>
+      <w:r>
+        <w:t xml:space="preserve"> avant même que Spark ne commence à travailler.</w:t>
       </w:r>
     </w:p>
     <w:p>
@@ -588,7 +761,15 @@
         <w:t>on</w:t>
       </w:r>
       <w:r>
-        <w:t xml:space="preserve"> fais : Fichier TXT -&gt; NetworkX -&gt; RDD.</w:t>
+        <w:t xml:space="preserve"> fais : Fichier TXT -&gt; </w:t>
+      </w:r>
+      <w:proofErr w:type="spellStart"/>
+      <w:r>
+        <w:t>NetworkX</w:t>
+      </w:r>
+      <w:proofErr w:type="spellEnd"/>
+      <w:r>
+        <w:t xml:space="preserve"> -&gt; RDD.</w:t>
       </w:r>
       <w:r>
         <w:t xml:space="preserve"> </w:t>
@@ -596,8 +777,13 @@
     </w:p>
     <w:p>
       <w:r>
-        <w:t>Solution : retirer complètement Networkx</w:t>
-      </w:r>
+        <w:t xml:space="preserve">Solution : retirer complètement </w:t>
+      </w:r>
+      <w:proofErr w:type="spellStart"/>
+      <w:r>
+        <w:t>Networkx</w:t>
+      </w:r>
+      <w:proofErr w:type="spellEnd"/>
       <w:r>
         <w:t xml:space="preserve">, </w:t>
       </w:r>
@@ -620,8 +806,17 @@
           <w:sz w:val="40"/>
           <w:szCs w:val="40"/>
         </w:rPr>
-        <w:t>V2 : même chose sans utiliser Networkx</w:t>
-      </w:r>
+        <w:t xml:space="preserve">V2 : même chose sans utiliser </w:t>
+      </w:r>
+      <w:proofErr w:type="spellStart"/>
+      <w:r>
+        <w:rPr>
+          <w:sz w:val="40"/>
+          <w:szCs w:val="40"/>
+        </w:rPr>
+        <w:t>Networkx</w:t>
+      </w:r>
+      <w:proofErr w:type="spellEnd"/>
     </w:p>
     <w:p>
       <w:pPr>
@@ -653,7 +848,15 @@
         <w:t>Mémoire :</w:t>
       </w:r>
       <w:r>
-        <w:t xml:space="preserve"> On ne stocke plus d'objet nx.DiGraph. On ne manipule que des RDD, que Spark peut décharger sur le disque si la RAM manque.</w:t>
+        <w:t xml:space="preserve"> On ne stocke plus d'objet </w:t>
+      </w:r>
+      <w:proofErr w:type="spellStart"/>
+      <w:r>
+        <w:t>nx.DiGraph</w:t>
+      </w:r>
+      <w:proofErr w:type="spellEnd"/>
+      <w:r>
+        <w:t>. On ne manipule que des RDD, que Spark peut décharger sur le disque si la RAM manque.</w:t>
       </w:r>
     </w:p>
     <w:p>
@@ -671,7 +874,15 @@
         <w:t>Vitesse :</w:t>
       </w:r>
       <w:r>
-        <w:t xml:space="preserve"> sc.textFile est parallélisé nativement.</w:t>
+        <w:t xml:space="preserve"> </w:t>
+      </w:r>
+      <w:proofErr w:type="spellStart"/>
+      <w:r>
+        <w:t>sc.textFile</w:t>
+      </w:r>
+      <w:proofErr w:type="spellEnd"/>
+      <w:r>
+        <w:t xml:space="preserve"> est parallélisé nativement.</w:t>
       </w:r>
     </w:p>
     <w:p>
@@ -689,7 +900,15 @@
         <w:t>Stabilité :</w:t>
       </w:r>
       <w:r>
-        <w:t xml:space="preserve"> J'ai ajouté .cache() après chaque passe dans forward_pass. C'est </w:t>
+        <w:t xml:space="preserve"> J'ai ajouté .cache() après chaque passe dans </w:t>
+      </w:r>
+      <w:proofErr w:type="spellStart"/>
+      <w:r>
+        <w:t>forward_pass</w:t>
+      </w:r>
+      <w:proofErr w:type="spellEnd"/>
+      <w:r>
+        <w:t xml:space="preserve">. C'est </w:t>
       </w:r>
       <w:r>
         <w:rPr>
@@ -706,14 +925,792 @@
       <w:r>
         <w:t xml:space="preserve">Note : utilisation de </w:t>
       </w:r>
-      <w:r>
-        <w:t>unpersist()</w:t>
+      <w:proofErr w:type="spellStart"/>
+      <w:r>
+        <w:t>unpersist</w:t>
+      </w:r>
+      <w:proofErr w:type="spellEnd"/>
+      <w:r>
+        <w:t>()</w:t>
       </w:r>
       <w:r>
         <w:t xml:space="preserve"> pour libérer la RAM à chaque fin d’étape</w:t>
       </w:r>
     </w:p>
     <w:p/>
+    <w:p>
+      <w:r>
+        <w:t>======================================================================</w:t>
+      </w:r>
+    </w:p>
+    <w:p>
+      <w:r>
+        <w:rPr>
+          <w:rFonts w:ascii="Segoe UI Emoji" w:hAnsi="Segoe UI Emoji" w:cs="Segoe UI Emoji"/>
+        </w:rPr>
+        <w:t>🚀</w:t>
+      </w:r>
+      <w:r>
+        <w:t xml:space="preserve"> ÉTAPE 1 : 100 arêtes</w:t>
+      </w:r>
+    </w:p>
+    <w:p>
+      <w:r>
+        <w:t>======================================================================</w:t>
+      </w:r>
+    </w:p>
+    <w:p>
+      <w:r>
+        <w:rPr>
+          <w:rFonts w:ascii="Segoe UI Emoji" w:hAnsi="Segoe UI Emoji" w:cs="Segoe UI Emoji"/>
+        </w:rPr>
+        <w:t>📊</w:t>
+      </w:r>
+      <w:r>
+        <w:t xml:space="preserve"> RDD prêt : 100 arêtes</w:t>
+      </w:r>
+    </w:p>
+    <w:p/>
+    <w:p>
+      <w:r>
+        <w:rPr>
+          <w:rFonts w:ascii="Segoe UI Emoji" w:hAnsi="Segoe UI Emoji" w:cs="Segoe UI Emoji"/>
+        </w:rPr>
+        <w:t>⏳</w:t>
+      </w:r>
+      <w:r>
+        <w:t xml:space="preserve"> Test SANS </w:t>
+      </w:r>
+      <w:proofErr w:type="spellStart"/>
+      <w:r>
+        <w:t>Secondary</w:t>
+      </w:r>
+      <w:proofErr w:type="spellEnd"/>
+      <w:r>
+        <w:t xml:space="preserve"> Sort...</w:t>
+      </w:r>
+    </w:p>
+    <w:p>
+      <w:r>
+        <w:rPr>
+          <w:rFonts w:ascii="Segoe UI Emoji" w:hAnsi="Segoe UI Emoji" w:cs="Segoe UI Emoji"/>
+        </w:rPr>
+        <w:t>✅</w:t>
+      </w:r>
+      <w:r>
+        <w:t xml:space="preserve"> Terminé en 3.67s | Delta RAM: -75.93 Mo</w:t>
+      </w:r>
+    </w:p>
+    <w:p/>
+    <w:p>
+      <w:r>
+        <w:rPr>
+          <w:rFonts w:ascii="Segoe UI Emoji" w:hAnsi="Segoe UI Emoji" w:cs="Segoe UI Emoji"/>
+        </w:rPr>
+        <w:t>⏳</w:t>
+      </w:r>
+      <w:r>
+        <w:t xml:space="preserve"> Test AVEC </w:t>
+      </w:r>
+      <w:proofErr w:type="spellStart"/>
+      <w:r>
+        <w:t>Secondary</w:t>
+      </w:r>
+      <w:proofErr w:type="spellEnd"/>
+      <w:r>
+        <w:t xml:space="preserve"> Sort...</w:t>
+      </w:r>
+    </w:p>
+    <w:p>
+      <w:r>
+        <w:rPr>
+          <w:rFonts w:ascii="Segoe UI Emoji" w:hAnsi="Segoe UI Emoji" w:cs="Segoe UI Emoji"/>
+        </w:rPr>
+        <w:lastRenderedPageBreak/>
+        <w:t>✅</w:t>
+      </w:r>
+      <w:r>
+        <w:t xml:space="preserve"> Terminé en 3.21s | Delta RAM: -36.30 Mo</w:t>
+      </w:r>
+    </w:p>
+    <w:p/>
+    <w:p>
+      <w:r>
+        <w:t>======================================================================</w:t>
+      </w:r>
+    </w:p>
+    <w:p>
+      <w:r>
+        <w:rPr>
+          <w:rFonts w:ascii="Segoe UI Emoji" w:hAnsi="Segoe UI Emoji" w:cs="Segoe UI Emoji"/>
+        </w:rPr>
+        <w:t>🚀</w:t>
+      </w:r>
+      <w:r>
+        <w:t xml:space="preserve"> ÉTAPE 2 : 5000 arêtes</w:t>
+      </w:r>
+    </w:p>
+    <w:p>
+      <w:r>
+        <w:t>======================================================================</w:t>
+      </w:r>
+    </w:p>
+    <w:p>
+      <w:r>
+        <w:rPr>
+          <w:rFonts w:ascii="Segoe UI Emoji" w:hAnsi="Segoe UI Emoji" w:cs="Segoe UI Emoji"/>
+        </w:rPr>
+        <w:t>📊</w:t>
+      </w:r>
+      <w:r>
+        <w:t xml:space="preserve"> RDD prêt : 5000 arêtes</w:t>
+      </w:r>
+    </w:p>
+    <w:p/>
+    <w:p>
+      <w:r>
+        <w:rPr>
+          <w:rFonts w:ascii="Segoe UI Emoji" w:hAnsi="Segoe UI Emoji" w:cs="Segoe UI Emoji"/>
+        </w:rPr>
+        <w:t>⏳</w:t>
+      </w:r>
+      <w:r>
+        <w:t xml:space="preserve"> Test SANS </w:t>
+      </w:r>
+      <w:proofErr w:type="spellStart"/>
+      <w:r>
+        <w:t>Secondary</w:t>
+      </w:r>
+      <w:proofErr w:type="spellEnd"/>
+      <w:r>
+        <w:t xml:space="preserve"> Sort...</w:t>
+      </w:r>
+    </w:p>
+    <w:p>
+      <w:r>
+        <w:rPr>
+          <w:rFonts w:ascii="Segoe UI Emoji" w:hAnsi="Segoe UI Emoji" w:cs="Segoe UI Emoji"/>
+        </w:rPr>
+        <w:t>✅</w:t>
+      </w:r>
+      <w:r>
+        <w:t xml:space="preserve"> Terminé en 7.24s | Delta RAM: -362.81 Mo</w:t>
+      </w:r>
+    </w:p>
+    <w:p/>
+    <w:p>
+      <w:r>
+        <w:rPr>
+          <w:rFonts w:ascii="Segoe UI Emoji" w:hAnsi="Segoe UI Emoji" w:cs="Segoe UI Emoji"/>
+        </w:rPr>
+        <w:t>⏳</w:t>
+      </w:r>
+      <w:r>
+        <w:t xml:space="preserve"> Test AVEC </w:t>
+      </w:r>
+      <w:proofErr w:type="spellStart"/>
+      <w:r>
+        <w:t>Secondary</w:t>
+      </w:r>
+      <w:proofErr w:type="spellEnd"/>
+      <w:r>
+        <w:t xml:space="preserve"> Sort...</w:t>
+      </w:r>
+    </w:p>
+    <w:p>
+      <w:r>
+        <w:rPr>
+          <w:rFonts w:ascii="Segoe UI Emoji" w:hAnsi="Segoe UI Emoji" w:cs="Segoe UI Emoji"/>
+        </w:rPr>
+        <w:t>✅</w:t>
+      </w:r>
+      <w:r>
+        <w:t xml:space="preserve"> Terminé en 6.10s | Delta RAM: -71.01 Mo</w:t>
+      </w:r>
+    </w:p>
+    <w:p/>
+    <w:p>
+      <w:r>
+        <w:t>======================================================================</w:t>
+      </w:r>
+    </w:p>
+    <w:p>
+      <w:r>
+        <w:rPr>
+          <w:rFonts w:ascii="Segoe UI Emoji" w:hAnsi="Segoe UI Emoji" w:cs="Segoe UI Emoji"/>
+        </w:rPr>
+        <w:t>🚀</w:t>
+      </w:r>
+      <w:r>
+        <w:t xml:space="preserve"> ÉTAPE 3 : 50000 arêtes</w:t>
+      </w:r>
+    </w:p>
+    <w:p>
+      <w:r>
+        <w:t>======================================================================</w:t>
+      </w:r>
+    </w:p>
+    <w:p>
+      <w:r>
+        <w:rPr>
+          <w:rFonts w:ascii="Segoe UI Emoji" w:hAnsi="Segoe UI Emoji" w:cs="Segoe UI Emoji"/>
+        </w:rPr>
+        <w:t>📊</w:t>
+      </w:r>
+      <w:r>
+        <w:t xml:space="preserve"> RDD prêt : 50000 arêtes</w:t>
+      </w:r>
+    </w:p>
+    <w:p/>
+    <w:p>
+      <w:r>
+        <w:rPr>
+          <w:rFonts w:ascii="Segoe UI Emoji" w:hAnsi="Segoe UI Emoji" w:cs="Segoe UI Emoji"/>
+        </w:rPr>
+        <w:t>⏳</w:t>
+      </w:r>
+      <w:r>
+        <w:t xml:space="preserve"> Test SANS </w:t>
+      </w:r>
+      <w:proofErr w:type="spellStart"/>
+      <w:r>
+        <w:t>Secondary</w:t>
+      </w:r>
+      <w:proofErr w:type="spellEnd"/>
+      <w:r>
+        <w:t xml:space="preserve"> Sort...</w:t>
+      </w:r>
+    </w:p>
+    <w:p>
+      <w:r>
+        <w:rPr>
+          <w:rFonts w:ascii="Segoe UI Emoji" w:hAnsi="Segoe UI Emoji" w:cs="Segoe UI Emoji"/>
+        </w:rPr>
+        <w:t>✅</w:t>
+      </w:r>
+      <w:r>
+        <w:t xml:space="preserve"> Terminé en 11.63s | Delta RAM: -137.27 Mo</w:t>
+      </w:r>
+    </w:p>
+    <w:p/>
+    <w:p>
+      <w:r>
+        <w:rPr>
+          <w:rFonts w:ascii="Segoe UI Emoji" w:hAnsi="Segoe UI Emoji" w:cs="Segoe UI Emoji"/>
+        </w:rPr>
+        <w:t>⏳</w:t>
+      </w:r>
+      <w:r>
+        <w:t xml:space="preserve"> Test AVEC </w:t>
+      </w:r>
+      <w:proofErr w:type="spellStart"/>
+      <w:r>
+        <w:t>Secondary</w:t>
+      </w:r>
+      <w:proofErr w:type="spellEnd"/>
+      <w:r>
+        <w:t xml:space="preserve"> Sort...</w:t>
+      </w:r>
+    </w:p>
+    <w:p>
+      <w:r>
+        <w:rPr>
+          <w:rFonts w:ascii="Segoe UI Emoji" w:hAnsi="Segoe UI Emoji" w:cs="Segoe UI Emoji"/>
+        </w:rPr>
+        <w:t>✅</w:t>
+      </w:r>
+      <w:r>
+        <w:t xml:space="preserve"> Terminé en 11.76s | Delta RAM: +6.50 Mo</w:t>
+      </w:r>
+    </w:p>
+    <w:p/>
+    <w:p>
+      <w:r>
+        <w:t>======================================================================</w:t>
+      </w:r>
+    </w:p>
+    <w:p>
+      <w:r>
+        <w:rPr>
+          <w:rFonts w:ascii="Segoe UI Emoji" w:hAnsi="Segoe UI Emoji" w:cs="Segoe UI Emoji"/>
+        </w:rPr>
+        <w:t>🚀</w:t>
+      </w:r>
+      <w:r>
+        <w:t xml:space="preserve"> ÉTAPE 4 : 250000 arêtes</w:t>
+      </w:r>
+    </w:p>
+    <w:p>
+      <w:r>
+        <w:t>======================================================================</w:t>
+      </w:r>
+    </w:p>
+    <w:p>
+      <w:r>
+        <w:rPr>
+          <w:rFonts w:ascii="Segoe UI Emoji" w:hAnsi="Segoe UI Emoji" w:cs="Segoe UI Emoji"/>
+        </w:rPr>
+        <w:lastRenderedPageBreak/>
+        <w:t>📊</w:t>
+      </w:r>
+      <w:r>
+        <w:t xml:space="preserve"> RDD prêt : 250000 arêtes</w:t>
+      </w:r>
+    </w:p>
+    <w:p/>
+    <w:p>
+      <w:r>
+        <w:rPr>
+          <w:rFonts w:ascii="Segoe UI Emoji" w:hAnsi="Segoe UI Emoji" w:cs="Segoe UI Emoji"/>
+        </w:rPr>
+        <w:t>⏳</w:t>
+      </w:r>
+      <w:r>
+        <w:t xml:space="preserve"> Test SANS </w:t>
+      </w:r>
+      <w:proofErr w:type="spellStart"/>
+      <w:r>
+        <w:t>Secondary</w:t>
+      </w:r>
+      <w:proofErr w:type="spellEnd"/>
+      <w:r>
+        <w:t xml:space="preserve"> Sort...</w:t>
+      </w:r>
+    </w:p>
+    <w:p>
+      <w:r>
+        <w:rPr>
+          <w:rFonts w:ascii="Segoe UI Emoji" w:hAnsi="Segoe UI Emoji" w:cs="Segoe UI Emoji"/>
+        </w:rPr>
+        <w:t>✅</w:t>
+      </w:r>
+      <w:r>
+        <w:t xml:space="preserve"> Terminé en 27.83s | Delta RAM: +1.29 Mo</w:t>
+      </w:r>
+    </w:p>
+    <w:p/>
+    <w:p>
+      <w:r>
+        <w:rPr>
+          <w:rFonts w:ascii="Segoe UI Emoji" w:hAnsi="Segoe UI Emoji" w:cs="Segoe UI Emoji"/>
+        </w:rPr>
+        <w:t>⏳</w:t>
+      </w:r>
+      <w:r>
+        <w:t xml:space="preserve"> Test AVEC </w:t>
+      </w:r>
+      <w:proofErr w:type="spellStart"/>
+      <w:r>
+        <w:t>Secondary</w:t>
+      </w:r>
+      <w:proofErr w:type="spellEnd"/>
+      <w:r>
+        <w:t xml:space="preserve"> Sort...</w:t>
+      </w:r>
+    </w:p>
+    <w:p>
+      <w:r>
+        <w:rPr>
+          <w:rFonts w:ascii="Segoe UI Emoji" w:hAnsi="Segoe UI Emoji" w:cs="Segoe UI Emoji"/>
+        </w:rPr>
+        <w:t>✅</w:t>
+      </w:r>
+      <w:r>
+        <w:t xml:space="preserve"> Terminé en 26.30s | Delta RAM: +3.34 Mo</w:t>
+      </w:r>
+    </w:p>
+    <w:p/>
+    <w:p>
+      <w:r>
+        <w:t>======================================================================</w:t>
+      </w:r>
+    </w:p>
+    <w:p>
+      <w:r>
+        <w:rPr>
+          <w:rFonts w:ascii="Segoe UI Emoji" w:hAnsi="Segoe UI Emoji" w:cs="Segoe UI Emoji"/>
+        </w:rPr>
+        <w:t>🚀</w:t>
+      </w:r>
+      <w:r>
+        <w:t xml:space="preserve"> ÉTAPE 5 : FULL arêtes</w:t>
+      </w:r>
+    </w:p>
+    <w:p>
+      <w:r>
+        <w:t>======================================================================</w:t>
+      </w:r>
+    </w:p>
+    <w:p>
+      <w:r>
+        <w:rPr>
+          <w:rFonts w:ascii="Segoe UI Emoji" w:hAnsi="Segoe UI Emoji" w:cs="Segoe UI Emoji"/>
+        </w:rPr>
+        <w:t>📊</w:t>
+      </w:r>
+      <w:r>
+        <w:t xml:space="preserve"> RDD prêt : 5105039 arêtes</w:t>
+      </w:r>
+    </w:p>
+    <w:p/>
+    <w:p>
+      <w:r>
+        <w:rPr>
+          <w:rFonts w:ascii="Segoe UI Emoji" w:hAnsi="Segoe UI Emoji" w:cs="Segoe UI Emoji"/>
+        </w:rPr>
+        <w:t>⏳</w:t>
+      </w:r>
+      <w:r>
+        <w:t xml:space="preserve"> Test SANS </w:t>
+      </w:r>
+      <w:proofErr w:type="spellStart"/>
+      <w:r>
+        <w:t>Secondary</w:t>
+      </w:r>
+      <w:proofErr w:type="spellEnd"/>
+      <w:r>
+        <w:t xml:space="preserve"> Sort...</w:t>
+      </w:r>
+    </w:p>
+    <w:p>
+      <w:r>
+        <w:rPr>
+          <w:rFonts w:ascii="Segoe UI Emoji" w:hAnsi="Segoe UI Emoji" w:cs="Segoe UI Emoji"/>
+        </w:rPr>
+        <w:t>✅</w:t>
+      </w:r>
+      <w:r>
+        <w:t xml:space="preserve"> Terminé en 263.69s | Delta RAM: +239.16 Mo</w:t>
+      </w:r>
+    </w:p>
+    <w:p/>
+    <w:p>
+      <w:r>
+        <w:rPr>
+          <w:rFonts w:ascii="Segoe UI Emoji" w:hAnsi="Segoe UI Emoji" w:cs="Segoe UI Emoji"/>
+        </w:rPr>
+        <w:t>⏳</w:t>
+      </w:r>
+      <w:r>
+        <w:t xml:space="preserve"> Test AVEC </w:t>
+      </w:r>
+      <w:proofErr w:type="spellStart"/>
+      <w:r>
+        <w:t>Secondary</w:t>
+      </w:r>
+      <w:proofErr w:type="spellEnd"/>
+      <w:r>
+        <w:t xml:space="preserve"> Sort...</w:t>
+      </w:r>
+    </w:p>
+    <w:p>
+      <w:r>
+        <w:rPr>
+          <w:rFonts w:ascii="Segoe UI Emoji" w:hAnsi="Segoe UI Emoji" w:cs="Segoe UI Emoji"/>
+        </w:rPr>
+        <w:t>✅</w:t>
+      </w:r>
+      <w:r>
+        <w:t xml:space="preserve"> Terminé en 282.47s | Delta RAM: +281.51 Mo</w:t>
+      </w:r>
+    </w:p>
+    <w:p>
+      <w:pPr>
+        <w:rPr>
+          <w:b/>
+          <w:bCs/>
+        </w:rPr>
+      </w:pPr>
+      <w:r>
+        <w:rPr>
+          <w:rFonts w:ascii="Segoe UI Emoji" w:hAnsi="Segoe UI Emoji" w:cs="Segoe UI Emoji"/>
+        </w:rPr>
+        <w:br/>
+      </w:r>
+    </w:p>
+    <w:p>
+      <w:pPr>
+        <w:rPr>
+          <w:b/>
+          <w:bCs/>
+        </w:rPr>
+      </w:pPr>
+      <w:r>
+        <w:rPr>
+          <w:b/>
+          <w:bCs/>
+        </w:rPr>
+        <w:t xml:space="preserve">Pourquoi le </w:t>
+      </w:r>
+      <w:proofErr w:type="spellStart"/>
+      <w:r>
+        <w:rPr>
+          <w:b/>
+          <w:bCs/>
+        </w:rPr>
+        <w:t>Secondary</w:t>
+      </w:r>
+      <w:proofErr w:type="spellEnd"/>
+      <w:r>
+        <w:rPr>
+          <w:b/>
+          <w:bCs/>
+        </w:rPr>
+        <w:t xml:space="preserve"> Sort est-il plus lent ici ?</w:t>
+      </w:r>
+    </w:p>
+    <w:p>
+      <w:r>
+        <w:t>Il y a deux raisons techniques probables :</w:t>
+      </w:r>
+    </w:p>
+    <w:p>
+      <w:pPr>
+        <w:numPr>
+          <w:ilvl w:val="0"/>
+          <w:numId w:val="2"/>
+        </w:numPr>
+      </w:pPr>
+      <w:r>
+        <w:rPr>
+          <w:b/>
+          <w:bCs/>
+        </w:rPr>
+        <w:t xml:space="preserve">Le coût du </w:t>
+      </w:r>
+      <w:proofErr w:type="spellStart"/>
+      <w:r>
+        <w:rPr>
+          <w:b/>
+          <w:bCs/>
+        </w:rPr>
+        <w:t>sorted</w:t>
+      </w:r>
+      <w:proofErr w:type="spellEnd"/>
+      <w:r>
+        <w:rPr>
+          <w:b/>
+          <w:bCs/>
+        </w:rPr>
+        <w:t>(</w:t>
+      </w:r>
+      <w:proofErr w:type="spellStart"/>
+      <w:r>
+        <w:rPr>
+          <w:b/>
+          <w:bCs/>
+        </w:rPr>
+        <w:t>list</w:t>
+      </w:r>
+      <w:proofErr w:type="spellEnd"/>
+      <w:r>
+        <w:rPr>
+          <w:b/>
+          <w:bCs/>
+        </w:rPr>
+        <w:t>(values))</w:t>
+      </w:r>
+      <w:r>
+        <w:t xml:space="preserve"> : Dans le </w:t>
+      </w:r>
+      <w:proofErr w:type="spellStart"/>
+      <w:r>
+        <w:t>dataset</w:t>
+      </w:r>
+      <w:proofErr w:type="spellEnd"/>
+      <w:r>
+        <w:t xml:space="preserve"> web-Google, la plupart des nœuds ont peu de voisins, mais quelques "hubs" en ont énormément. Convertir un itérateur Spark en liste Python pour la trier consomme beaucoup de CPU et de RAM. Si la liste est déjà presque triée ou très courte, l'</w:t>
+      </w:r>
+      <w:proofErr w:type="spellStart"/>
+      <w:r>
+        <w:t>overhead</w:t>
+      </w:r>
+      <w:proofErr w:type="spellEnd"/>
+      <w:r>
+        <w:t xml:space="preserve"> du tri est plus lourd que le gain.</w:t>
+      </w:r>
+    </w:p>
+    <w:p>
+      <w:pPr>
+        <w:numPr>
+          <w:ilvl w:val="0"/>
+          <w:numId w:val="2"/>
+        </w:numPr>
+      </w:pPr>
+      <w:r>
+        <w:rPr>
+          <w:b/>
+          <w:bCs/>
+        </w:rPr>
+        <w:lastRenderedPageBreak/>
+        <w:t>La sérialisation Python/Java</w:t>
+      </w:r>
+      <w:r>
+        <w:t xml:space="preserve"> : Le tri se passe côté Python. Faire transiter de gros volumes de données entre la JVM (Spark) et Python pour les trier ralentit l'exécution</w:t>
+      </w:r>
+    </w:p>
+    <w:p>
+      <w:pPr>
+        <w:pStyle w:val="NormalWeb"/>
+        <w:spacing w:before="0" w:beforeAutospacing="0"/>
+        <w:ind w:left="360"/>
+        <w:rPr>
+          <w:rFonts w:ascii="Arial" w:hAnsi="Arial" w:cs="Arial"/>
+        </w:rPr>
+      </w:pPr>
+      <w:r>
+        <w:rPr>
+          <w:rFonts w:hAnsi="Symbol"/>
+        </w:rPr>
+        <w:t></w:t>
+      </w:r>
+      <w:r>
+        <w:t xml:space="preserve">  </w:t>
+      </w:r>
+      <w:r>
+        <w:rPr>
+          <w:rFonts w:ascii="Arial" w:hAnsi="Arial" w:cs="Arial"/>
+          <w:b/>
+          <w:bCs/>
+        </w:rPr>
+        <w:t>L'</w:t>
+      </w:r>
+      <w:proofErr w:type="spellStart"/>
+      <w:r>
+        <w:rPr>
+          <w:rFonts w:ascii="Arial" w:hAnsi="Arial" w:cs="Arial"/>
+          <w:b/>
+          <w:bCs/>
+        </w:rPr>
+        <w:t>overhead</w:t>
+      </w:r>
+      <w:proofErr w:type="spellEnd"/>
+      <w:r>
+        <w:rPr>
+          <w:rFonts w:ascii="Arial" w:hAnsi="Arial" w:cs="Arial"/>
+          <w:b/>
+          <w:bCs/>
+        </w:rPr>
+        <w:t xml:space="preserve"> de la liste</w:t>
+      </w:r>
+      <w:r>
+        <w:rPr>
+          <w:rFonts w:ascii="Arial" w:hAnsi="Arial" w:cs="Arial"/>
+        </w:rPr>
+        <w:t xml:space="preserve"> : </w:t>
+      </w:r>
+      <w:r>
+        <w:rPr>
+          <w:rStyle w:val="CodeHTML"/>
+          <w:rFonts w:ascii="Arial" w:eastAsiaTheme="majorEastAsia" w:hAnsi="Arial" w:cs="Arial"/>
+        </w:rPr>
+        <w:t>values</w:t>
+      </w:r>
+      <w:r>
+        <w:rPr>
+          <w:rFonts w:ascii="Arial" w:hAnsi="Arial" w:cs="Arial"/>
+        </w:rPr>
+        <w:t xml:space="preserve"> est un itérateur. En faisant </w:t>
+      </w:r>
+      <w:proofErr w:type="spellStart"/>
+      <w:r>
+        <w:rPr>
+          <w:rStyle w:val="CodeHTML"/>
+          <w:rFonts w:ascii="Arial" w:eastAsiaTheme="majorEastAsia" w:hAnsi="Arial" w:cs="Arial"/>
+        </w:rPr>
+        <w:t>list</w:t>
+      </w:r>
+      <w:proofErr w:type="spellEnd"/>
+      <w:r>
+        <w:rPr>
+          <w:rStyle w:val="CodeHTML"/>
+          <w:rFonts w:ascii="Arial" w:eastAsiaTheme="majorEastAsia" w:hAnsi="Arial" w:cs="Arial"/>
+        </w:rPr>
+        <w:t>(values)</w:t>
+      </w:r>
+      <w:r>
+        <w:rPr>
+          <w:rFonts w:ascii="Arial" w:hAnsi="Arial" w:cs="Arial"/>
+        </w:rPr>
+        <w:t xml:space="preserve">, tu forces Spark à charger </w:t>
+      </w:r>
+      <w:r>
+        <w:rPr>
+          <w:rFonts w:ascii="Arial" w:hAnsi="Arial" w:cs="Arial"/>
+          <w:b/>
+          <w:bCs/>
+        </w:rPr>
+        <w:t>tous</w:t>
+      </w:r>
+      <w:r>
+        <w:rPr>
+          <w:rFonts w:ascii="Arial" w:hAnsi="Arial" w:cs="Arial"/>
+        </w:rPr>
+        <w:t xml:space="preserve"> les voisins d'un nœud en mémoire Python d'un coup.</w:t>
+      </w:r>
+    </w:p>
+    <w:p>
+      <w:pPr>
+        <w:pStyle w:val="NormalWeb"/>
+        <w:spacing w:before="0" w:beforeAutospacing="0"/>
+        <w:ind w:left="360"/>
+        <w:rPr>
+          <w:rFonts w:ascii="Arial" w:hAnsi="Arial" w:cs="Arial"/>
+        </w:rPr>
+      </w:pPr>
+      <w:r>
+        <w:rPr>
+          <w:rFonts w:hAnsi="Symbol"/>
+        </w:rPr>
+        <w:t></w:t>
+      </w:r>
+      <w:r>
+        <w:t xml:space="preserve">  </w:t>
+      </w:r>
+      <w:r>
+        <w:rPr>
+          <w:rFonts w:ascii="Arial" w:hAnsi="Arial" w:cs="Arial"/>
+          <w:b/>
+          <w:bCs/>
+        </w:rPr>
+        <w:t>Le coût du tri</w:t>
+      </w:r>
+      <w:r>
+        <w:rPr>
+          <w:rFonts w:ascii="Arial" w:hAnsi="Arial" w:cs="Arial"/>
+        </w:rPr>
+        <w:t xml:space="preserve"> : Python utilise </w:t>
+      </w:r>
+      <w:proofErr w:type="spellStart"/>
+      <w:r>
+        <w:rPr>
+          <w:rFonts w:ascii="Arial" w:hAnsi="Arial" w:cs="Arial"/>
+          <w:i/>
+          <w:iCs/>
+        </w:rPr>
+        <w:t>Timsort</w:t>
+      </w:r>
+      <w:proofErr w:type="spellEnd"/>
+      <w:r>
+        <w:rPr>
+          <w:rFonts w:ascii="Arial" w:hAnsi="Arial" w:cs="Arial"/>
+        </w:rPr>
+        <w:t xml:space="preserve"> (</w:t>
+      </w:r>
+      <w:r>
+        <w:rPr>
+          <w:rStyle w:val="math-inline"/>
+          <w:rFonts w:ascii="Arial" w:eastAsiaTheme="majorEastAsia" w:hAnsi="Arial" w:cs="Arial"/>
+        </w:rPr>
+        <w:t>$O(n \log n)$</w:t>
+      </w:r>
+      <w:r>
+        <w:rPr>
+          <w:rFonts w:ascii="Arial" w:hAnsi="Arial" w:cs="Arial"/>
+        </w:rPr>
+        <w:t>). Si un nœud est un énorme "hub" (ce qui arrive dans les graphes du web), trier 100 000 voisins en Python est plus lent que de simplement les parcourir deux fois comme dans ta version "Sans SS".</w:t>
+      </w:r>
+    </w:p>
     <w:p/>
     <w:sectPr>
       <w:pgSz w:w="11906" w:h="16838"/>
@@ -840,8 +1837,124 @@
       </w:pPr>
     </w:lvl>
   </w:abstractNum>
+  <w:abstractNum w:abstractNumId="1" w15:restartNumberingAfterBreak="0">
+    <w:nsid w:val="6CBF18FA"/>
+    <w:multiLevelType w:val="multilevel"/>
+    <w:tmpl w:val="A434EAB8"/>
+    <w:lvl w:ilvl="0">
+      <w:start w:val="1"/>
+      <w:numFmt w:val="decimal"/>
+      <w:lvlText w:val="%1."/>
+      <w:lvlJc w:val="left"/>
+      <w:pPr>
+        <w:tabs>
+          <w:tab w:val="num" w:pos="720"/>
+        </w:tabs>
+        <w:ind w:left="720" w:hanging="360"/>
+      </w:pPr>
+    </w:lvl>
+    <w:lvl w:ilvl="1" w:tentative="1">
+      <w:start w:val="1"/>
+      <w:numFmt w:val="decimal"/>
+      <w:lvlText w:val="%2."/>
+      <w:lvlJc w:val="left"/>
+      <w:pPr>
+        <w:tabs>
+          <w:tab w:val="num" w:pos="1440"/>
+        </w:tabs>
+        <w:ind w:left="1440" w:hanging="360"/>
+      </w:pPr>
+    </w:lvl>
+    <w:lvl w:ilvl="2" w:tentative="1">
+      <w:start w:val="1"/>
+      <w:numFmt w:val="decimal"/>
+      <w:lvlText w:val="%3."/>
+      <w:lvlJc w:val="left"/>
+      <w:pPr>
+        <w:tabs>
+          <w:tab w:val="num" w:pos="2160"/>
+        </w:tabs>
+        <w:ind w:left="2160" w:hanging="360"/>
+      </w:pPr>
+    </w:lvl>
+    <w:lvl w:ilvl="3" w:tentative="1">
+      <w:start w:val="1"/>
+      <w:numFmt w:val="decimal"/>
+      <w:lvlText w:val="%4."/>
+      <w:lvlJc w:val="left"/>
+      <w:pPr>
+        <w:tabs>
+          <w:tab w:val="num" w:pos="2880"/>
+        </w:tabs>
+        <w:ind w:left="2880" w:hanging="360"/>
+      </w:pPr>
+    </w:lvl>
+    <w:lvl w:ilvl="4" w:tentative="1">
+      <w:start w:val="1"/>
+      <w:numFmt w:val="decimal"/>
+      <w:lvlText w:val="%5."/>
+      <w:lvlJc w:val="left"/>
+      <w:pPr>
+        <w:tabs>
+          <w:tab w:val="num" w:pos="3600"/>
+        </w:tabs>
+        <w:ind w:left="3600" w:hanging="360"/>
+      </w:pPr>
+    </w:lvl>
+    <w:lvl w:ilvl="5" w:tentative="1">
+      <w:start w:val="1"/>
+      <w:numFmt w:val="decimal"/>
+      <w:lvlText w:val="%6."/>
+      <w:lvlJc w:val="left"/>
+      <w:pPr>
+        <w:tabs>
+          <w:tab w:val="num" w:pos="4320"/>
+        </w:tabs>
+        <w:ind w:left="4320" w:hanging="360"/>
+      </w:pPr>
+    </w:lvl>
+    <w:lvl w:ilvl="6" w:tentative="1">
+      <w:start w:val="1"/>
+      <w:numFmt w:val="decimal"/>
+      <w:lvlText w:val="%7."/>
+      <w:lvlJc w:val="left"/>
+      <w:pPr>
+        <w:tabs>
+          <w:tab w:val="num" w:pos="5040"/>
+        </w:tabs>
+        <w:ind w:left="5040" w:hanging="360"/>
+      </w:pPr>
+    </w:lvl>
+    <w:lvl w:ilvl="7" w:tentative="1">
+      <w:start w:val="1"/>
+      <w:numFmt w:val="decimal"/>
+      <w:lvlText w:val="%8."/>
+      <w:lvlJc w:val="left"/>
+      <w:pPr>
+        <w:tabs>
+          <w:tab w:val="num" w:pos="5760"/>
+        </w:tabs>
+        <w:ind w:left="5760" w:hanging="360"/>
+      </w:pPr>
+    </w:lvl>
+    <w:lvl w:ilvl="8" w:tentative="1">
+      <w:start w:val="1"/>
+      <w:numFmt w:val="decimal"/>
+      <w:lvlText w:val="%9."/>
+      <w:lvlJc w:val="left"/>
+      <w:pPr>
+        <w:tabs>
+          <w:tab w:val="num" w:pos="6480"/>
+        </w:tabs>
+        <w:ind w:left="6480" w:hanging="360"/>
+      </w:pPr>
+    </w:lvl>
+  </w:abstractNum>
   <w:num w:numId="1" w16cid:durableId="692804515">
     <w:abstractNumId w:val="0"/>
+  </w:num>
+  <w:num w:numId="2" w16cid:durableId="206374543">
+    <w:abstractNumId w:val="1"/>
   </w:num>
 </w:numbering>
 </file>
@@ -1762,6 +2875,41 @@
       <w:spacing w:val="5"/>
     </w:rPr>
   </w:style>
+  <w:style w:type="paragraph" w:styleId="NormalWeb">
+    <w:name w:val="Normal (Web)"/>
+    <w:basedOn w:val="Normal"/>
+    <w:uiPriority w:val="99"/>
+    <w:semiHidden/>
+    <w:unhideWhenUsed/>
+    <w:rsid w:val="0069091F"/>
+    <w:pPr>
+      <w:spacing w:before="100" w:beforeAutospacing="1" w:after="100" w:afterAutospacing="1" w:line="240" w:lineRule="auto"/>
+    </w:pPr>
+    <w:rPr>
+      <w:rFonts w:ascii="Times New Roman" w:eastAsia="Times New Roman" w:hAnsi="Times New Roman" w:cs="Times New Roman"/>
+      <w:kern w:val="0"/>
+      <w:lang w:eastAsia="fr-FR"/>
+      <w14:ligatures w14:val="none"/>
+    </w:rPr>
+  </w:style>
+  <w:style w:type="character" w:styleId="CodeHTML">
+    <w:name w:val="HTML Code"/>
+    <w:basedOn w:val="Policepardfaut"/>
+    <w:uiPriority w:val="99"/>
+    <w:semiHidden/>
+    <w:unhideWhenUsed/>
+    <w:rsid w:val="0069091F"/>
+    <w:rPr>
+      <w:rFonts w:ascii="Courier New" w:eastAsia="Times New Roman" w:hAnsi="Courier New" w:cs="Courier New"/>
+      <w:sz w:val="20"/>
+      <w:szCs w:val="20"/>
+    </w:rPr>
+  </w:style>
+  <w:style w:type="character" w:customStyle="1" w:styleId="math-inline">
+    <w:name w:val="math-inline"/>
+    <w:basedOn w:val="Policepardfaut"/>
+    <w:rsid w:val="0069091F"/>
+  </w:style>
 </w:styles>
 </file>
 
